--- a/templates/syllabus_template.docx
+++ b/templates/syllabus_template.docx
@@ -3,14 +3,9 @@
 <w:document xmlns:wpc="http://schemas.microsoft.com/office/word/2010/wordprocessingCanvas" xmlns:cx="http://schemas.microsoft.com/office/drawing/2014/chartex" xmlns:cx1="http://schemas.microsoft.com/office/drawing/2015/9/8/chartex" xmlns:cx2="http://schemas.microsoft.com/office/drawing/2015/10/21/chartex" xmlns:cx3="http://schemas.microsoft.com/office/drawing/2016/5/9/chartex" xmlns:cx4="http://schemas.microsoft.com/office/drawing/2016/5/10/chartex" xmlns:cx5="http://schemas.microsoft.com/office/drawing/2016/5/11/chartex" xmlns:cx6="http://schemas.microsoft.com/office/drawing/2016/5/12/chartex" xmlns:cx7="http://schemas.microsoft.com/office/drawing/2016/5/13/chartex" xmlns:cx8="http://schemas.microsoft.com/office/drawing/2016/5/14/chartex" xmlns:mc="http://schemas.openxmlformats.org/markup-compatibility/2006" xmlns:aink="http://schemas.microsoft.com/office/drawing/2016/ink" xmlns:am3d="http://schemas.microsoft.com/office/drawing/2017/model3d" xmlns:o="urn:schemas-microsoft-com:office:office" xmlns:oel="http://schemas.microsoft.com/office/2019/extlst" xmlns:r="http://schemas.openxmlformats.org/officeDocument/2006/relationships" xmlns:m="http://schemas.openxmlformats.org/officeDocument/2006/math" xmlns:v="urn:schemas-microsoft-com:vml" xmlns:wp14="http://schemas.microsoft.com/office/word/2010/wordprocessingDrawing" xmlns:wp="http://schemas.openxmlformats.org/drawingml/2006/wordprocessingDrawing" xmlns:w10="urn:schemas-microsoft-com:office:word" xmlns:w="http://schemas.openxmlformats.org/wordprocessingml/2006/main" xmlns:w14="http://schemas.microsoft.com/office/word/2010/wordml" xmlns:w15="http://schemas.microsoft.com/office/word/2012/wordml" xmlns:w16cex="http://schemas.microsoft.com/office/word/2018/wordml/cex" xmlns:w16cid="http://schemas.microsoft.com/office/word/2016/wordml/cid" xmlns:w16="http://schemas.microsoft.com/office/word/2018/wordml" xmlns:w16du="http://schemas.microsoft.com/office/word/2023/wordml/word16du" xmlns:w16sdtdh="http://schemas.microsoft.com/office/word/2020/wordml/sdtdatahash" xmlns:w16sdtfl="http://schemas.microsoft.com/office/word/2024/wordml/sdtformatlock" xmlns:w16se="http://schemas.microsoft.com/office/word/2015/wordml/symex" xmlns:wpg="http://schemas.microsoft.com/office/word/2010/wordprocessingGroup" xmlns:wpi="http://schemas.microsoft.com/office/word/2010/wordprocessingInk" xmlns:wne="http://schemas.microsoft.com/office/word/2006/wordml" xmlns:wps="http://schemas.microsoft.com/office/word/2010/wordprocessingShape" mc:Ignorable="w14 w15 w16se w16cid w16 w16cex w16sdtdh w16sdtfl w16du wp14">
   <w:body>
     <w:p>
-      <w:pPr>
-        <w:rPr>
-          <w:rStyle w:val="SubtleEmphasis"/>
-          <w:i w:val="0"/>
-          <w:iCs w:val="0"/>
-          <w:color w:val="auto"/>
-        </w:rPr>
-      </w:pPr>
+      <w:r>
+        <w:t xml:space="preserve"> </w:t>
+      </w:r>
     </w:p>
     <w:sectPr>
       <w:footerReference w:type="default" r:id="rId7"/>
@@ -797,7 +792,7 @@
     <w:uiPriority w:val="9"/>
     <w:unhideWhenUsed/>
     <w:qFormat/>
-    <w:rsid w:val="00BB00CE"/>
+    <w:rsid w:val="00CB2AFB"/>
     <w:pPr>
       <w:keepNext/>
       <w:keepLines/>
@@ -808,8 +803,8 @@
       <w:rFonts w:asciiTheme="majorHAnsi" w:eastAsiaTheme="majorEastAsia" w:hAnsiTheme="majorHAnsi" w:cstheme="majorBidi"/>
       <w:b/>
       <w:bCs/>
-      <w:color w:val="595959" w:themeColor="text1" w:themeTint="A6"/>
-      <w:sz w:val="26"/>
+      <w:color w:val="000000" w:themeColor="text1"/>
+      <w:sz w:val="28"/>
       <w:szCs w:val="26"/>
     </w:rPr>
   </w:style>
@@ -818,10 +813,11 @@
     <w:basedOn w:val="Normal"/>
     <w:next w:val="Normal"/>
     <w:link w:val="Heading3Char"/>
+    <w:autoRedefine/>
     <w:uiPriority w:val="9"/>
     <w:unhideWhenUsed/>
     <w:qFormat/>
-    <w:rsid w:val="00F74AE6"/>
+    <w:rsid w:val="00CB2AFB"/>
     <w:pPr>
       <w:keepNext/>
       <w:keepLines/>
@@ -830,8 +826,9 @@
     </w:pPr>
     <w:rPr>
       <w:rFonts w:eastAsiaTheme="majorEastAsia" w:cstheme="majorBidi"/>
-      <w:color w:val="0F4761" w:themeColor="accent1" w:themeShade="BF"/>
-      <w:sz w:val="28"/>
+      <w:b/>
+      <w:color w:val="404040" w:themeColor="text1" w:themeTint="BF"/>
+      <w:sz w:val="24"/>
       <w:szCs w:val="28"/>
     </w:rPr>
   </w:style>
@@ -1005,13 +1002,13 @@
     <w:basedOn w:val="DefaultParagraphFont"/>
     <w:link w:val="Heading2"/>
     <w:uiPriority w:val="9"/>
-    <w:rsid w:val="00BB00CE"/>
+    <w:rsid w:val="00CB2AFB"/>
     <w:rPr>
       <w:rFonts w:asciiTheme="majorHAnsi" w:eastAsiaTheme="majorEastAsia" w:hAnsiTheme="majorHAnsi" w:cstheme="majorBidi"/>
       <w:b/>
       <w:bCs/>
-      <w:color w:val="595959" w:themeColor="text1" w:themeTint="A6"/>
-      <w:sz w:val="26"/>
+      <w:color w:val="000000" w:themeColor="text1"/>
+      <w:sz w:val="28"/>
       <w:szCs w:val="26"/>
     </w:rPr>
   </w:style>
@@ -1020,11 +1017,12 @@
     <w:basedOn w:val="DefaultParagraphFont"/>
     <w:link w:val="Heading3"/>
     <w:uiPriority w:val="9"/>
-    <w:rsid w:val="00F74AE6"/>
+    <w:rsid w:val="00CB2AFB"/>
     <w:rPr>
       <w:rFonts w:eastAsiaTheme="majorEastAsia" w:cstheme="majorBidi"/>
-      <w:color w:val="0F4761" w:themeColor="accent1" w:themeShade="BF"/>
-      <w:sz w:val="28"/>
+      <w:b/>
+      <w:color w:val="404040" w:themeColor="text1" w:themeTint="BF"/>
+      <w:sz w:val="24"/>
       <w:szCs w:val="28"/>
     </w:rPr>
   </w:style>
